--- a/recursos/comercial/B2B/CONDICIONES_GO_ABOVE_AND_BEYOND.docx
+++ b/recursos/comercial/B2B/CONDICIONES_GO_ABOVE_AND_BEYOND.docx
@@ -160,6 +160,18 @@
           <w:sz w:val="22"/>
         </w:rPr>
         <w:t>· A los estudiantes JAMÁS se les promete empleo: la vitrina se comunica como una puerta que se abre al que se destaca — nunca como garantía.</w:t>
+      </w:r>
+    </w:p>
+    <w:p>
+      <w:pPr>
+        <w:spacing w:after="80"/>
+      </w:pPr>
+      <w:r>
+        <w:rPr>
+          <w:b/>
+          <w:sz w:val="22"/>
+        </w:rPr>
+        <w:t>· EXCLUSIÓN EXPRESA: el programa NO gestiona prácticas, pasantías ni contratos de aprendizaje — presenta EGRESADOS para vacantes ordinarias. Las figuras de práctica/aprendizaje tienen cargas legales propias (afiliaciones, cuota de aprendices, reforma laboral) y NO hacen parte de este programa. La palabra practicante no se usa en ninguna reunión.</w:t>
       </w:r>
     </w:p>
     <w:p>

--- a/recursos/comercial/B2B/CONDICIONES_GO_ABOVE_AND_BEYOND.docx
+++ b/recursos/comercial/B2B/CONDICIONES_GO_ABOVE_AND_BEYOND.docx
@@ -184,6 +184,79 @@
           <w:color w:val="E54C09"/>
           <w:sz w:val="27"/>
         </w:rPr>
+        <w:t>3. HEIIU SCHOOL PARTNER (colegios — grado 11)</w:t>
+      </w:r>
+    </w:p>
+    <w:p>
+      <w:pPr>
+        <w:spacing w:after="80"/>
+      </w:pPr>
+      <w:r>
+        <w:rPr>
+          <w:b w:val="0"/>
+          <w:sz w:val="22"/>
+        </w:rPr>
+        <w:t>· HEIIU EXPERIENCE CLASS sin costo: una clase Heiiu REAL de 45 min para grado 11 (en el colegio o en la sede) — se vive, no se presenta. Nunca un stand en feria.</w:t>
+      </w:r>
+    </w:p>
+    <w:p>
+      <w:pPr>
+        <w:spacing w:after="80"/>
+      </w:pPr>
+      <w:r>
+        <w:rPr>
+          <w:b w:val="0"/>
+          <w:sz w:val="22"/>
+        </w:rPr>
+        <w:t>· PREMIO HEIIU: beca anual al estudiante más destacado en inglés, entregada EN la ceremonia de grado del colegio — Heiiu presente en el escenario frente a los padres de familia. [Definir nivel de la beca: sugerido techo Transformación sobre el Arranque.]</w:t>
+      </w:r>
+    </w:p>
+    <w:p>
+      <w:pPr>
+        <w:spacing w:after="80"/>
+      </w:pPr>
+      <w:r>
+        <w:rPr>
+          <w:b w:val="0"/>
+          <w:sz w:val="22"/>
+        </w:rPr>
+        <w:t>· Charla para padres de grado 11 (escuela de padres): "el semestre que no se pierde" — el gap entre el grado y la universidad convertido en A1+A2 completos con garantía escrita y Módulo de Graduación.</w:t>
+      </w:r>
+    </w:p>
+    <w:p>
+      <w:pPr>
+        <w:spacing w:after="80"/>
+      </w:pPr>
+      <w:r>
+        <w:rPr>
+          <w:b w:val="0"/>
+          <w:sz w:val="22"/>
+        </w:rPr>
+        <w:t>· Convenio egresados: los graduados del colegio aliado reciben el beneficio de convenio (cuotas al porcentaje de contado) + prioridad de cupo en la cohorte de enero.</w:t>
+      </w:r>
+    </w:p>
+    <w:p>
+      <w:pPr>
+        <w:spacing w:after="80"/>
+      </w:pPr>
+      <w:r>
+        <w:rPr>
+          <w:b/>
+          <w:sz w:val="22"/>
+        </w:rPr>
+        <w:t>· TIMING: este canal construye la cohorte de ENERO (grado 11 se gradúa en noviembre) — se siembra en septiembre-octubre. Piloto: 2-3 colegios con relación previa, nunca en frío los primeros.</w:t>
+      </w:r>
+    </w:p>
+    <w:p>
+      <w:pPr>
+        <w:spacing w:before="160" w:after="80"/>
+      </w:pPr>
+      <w:r>
+        <w:rPr>
+          <w:b/>
+          <w:color w:val="E54C09"/>
+          <w:sz w:val="27"/>
+        </w:rPr>
         <w:t>3. CANDADOS OPERATIVOS (internos — no se muestran a la empresa)</w:t>
       </w:r>
     </w:p>
@@ -196,7 +269,7 @@
           <w:b/>
           <w:sz w:val="22"/>
         </w:rPr>
-        <w:t>· Las cartas salen firmadas por el rol Corporate Partnerships Officer únicamente cuando su contrato (con cláusula de propiedad intelectual) esté FIRMADO.</w:t>
+        <w:t>· Las cartas y los convenios los firma GERENCIA. El gestor de alianzas abre puertas y presenta — y solo actúa en ese rol cuando su contrato (con cláusula de propiedad intelectual y cesión) esté FIRMADO.</w:t>
       </w:r>
     </w:p>
     <w:p>

--- a/recursos/comercial/B2B/CONDICIONES_GO_ABOVE_AND_BEYOND.docx
+++ b/recursos/comercial/B2B/CONDICIONES_GO_ABOVE_AND_BEYOND.docx
@@ -233,6 +233,18 @@
           <w:sz w:val="22"/>
         </w:rPr>
         <w:t>· Convenio egresados: los graduados del colegio aliado reciben el beneficio de convenio (cuotas al porcentaje de contado) + prioridad de cupo en la cohorte de enero.</w:t>
+      </w:r>
+    </w:p>
+    <w:p>
+      <w:pPr>
+        <w:spacing w:after="80"/>
+      </w:pPr>
+      <w:r>
+        <w:rPr>
+          <w:b/>
+          <w:sz w:val="22"/>
+        </w:rPr>
+        <w:t>· RUTA SABATINA 8°-10°: A1 en 8°, A2 en 9°, B1 en 10° (4h/sábado, por nivel individual, sin tocar la jornada escolar) — llega a grado 11 con B1 y su gap semestre es el B2 + Módulo de Graduación. Reglas de siempre del sabatino: por nivel suelto, sin beca, con descuento por forma de pago. Un estudiante de 8° capturado = 3-4 años de ruta.</w:t>
       </w:r>
     </w:p>
     <w:p>

--- a/recursos/comercial/B2B/CONDICIONES_GO_ABOVE_AND_BEYOND.docx
+++ b/recursos/comercial/B2B/CONDICIONES_GO_ABOVE_AND_BEYOND.docx
@@ -281,7 +281,7 @@
           <w:b/>
           <w:sz w:val="22"/>
         </w:rPr>
-        <w:t>· Las cartas y los convenios los firma GERENCIA. El gestor de alianzas abre puertas y presenta — y solo actúa en ese rol cuando su contrato (con cláusula de propiedad intelectual y cesión) esté FIRMADO.</w:t>
+        <w:t>· Las cartas y los convenios los firma GERENCIA. La búsqueda, presentación y gestión de empresas y colegios la ejecuta la ASESORA COMERCIAL — sin facultad de firmar convenios ni pactar condiciones fuera de las escritas.</w:t>
       </w:r>
     </w:p>
     <w:p>

--- a/recursos/comercial/B2B/CONDICIONES_GO_ABOVE_AND_BEYOND.docx
+++ b/recursos/comercial/B2B/CONDICIONES_GO_ABOVE_AND_BEYOND.docx
@@ -50,7 +50,7 @@
           <w:b w:val="0"/>
           <w:sz w:val="22"/>
         </w:rPr>
-        <w:t>· Colaborador con ingresos hasta 1.5 SMMLV + carta de la empresa + desprendible de nómina = soporte válido para la BECA TRANSFORMACIÓN (techo 45%), dentro de los cupos trimestrales del Fondo.</w:t>
+        <w:t>· OFERTA A (sin costo): todo colaborador con carta de la empresa = columna TRANSFORMACIÓN (45% contado / 36% cuotas), igual que Cajasan, dentro de los cupos trimestrales del Fondo (art. 3.5).</w:t>
       </w:r>
     </w:p>
     <w:p>
@@ -62,7 +62,19 @@
           <w:b w:val="0"/>
           <w:sz w:val="22"/>
         </w:rPr>
-        <w:t>· Los demás colaboradores de la empresa aliada reciben el BENEFICIO DE CONVENIO: pagan a cuotas con el porcentaje de contado de su perfil.</w:t>
+        <w:t>· BECA [EMPRESA]: 3 por empresa y ciclo, elegidas por la empresa: 45% aunque paguen a cuotas + libros + prioridad de cupo; si los 3 cumplen, +2 el ciclo siguiente. Entrega con certificado a nombre de la empresa.</w:t>
+      </w:r>
+    </w:p>
+    <w:p>
+      <w:pPr>
+        <w:spacing w:after="80"/>
+      </w:pPr>
+      <w:r>
+        <w:rPr>
+          <w:b w:val="0"/>
+          <w:sz w:val="22"/>
+        </w:rPr>
+        <w:t>· OFERTA B (plan empresa, la cierra gerencia): la empresa paga los cupos de sus colaboradores a tarifa corporativa, $4.782.800 por cupo del programa completo, mínimo 3, factura y copago (art. 3.6).</w:t>
       </w:r>
     </w:p>
     <w:p>

--- a/recursos/comercial/B2B/CONDICIONES_GO_ABOVE_AND_BEYOND.docx
+++ b/recursos/comercial/B2B/CONDICIONES_GO_ABOVE_AND_BEYOND.docx
@@ -62,7 +62,7 @@
           <w:b w:val="0"/>
           <w:sz w:val="22"/>
         </w:rPr>
-        <w:t>· BECA [EMPRESA]: 3 por empresa y ciclo, elegidas por la empresa: 45% aunque paguen a cuotas + libros + prioridad de cupo; si los 3 cumplen, +2 el ciclo siguiente. Entrega con certificado a nombre de la empresa.</w:t>
+        <w:t>· BECA [EMPRESA]: 3 por empresa y por trimestre, elegidas por la empresa: 45% aunque paguen a cuotas + libros + prioridad de cupo; si los 3 cumplen, +2 el trimestre siguiente. Entrega con certificado a nombre de la empresa.</w:t>
       </w:r>
     </w:p>
     <w:p>

--- a/recursos/comercial/B2B/CONDICIONES_GO_ABOVE_AND_BEYOND.docx
+++ b/recursos/comercial/B2B/CONDICIONES_GO_ABOVE_AND_BEYOND.docx
@@ -62,7 +62,7 @@
           <w:b w:val="0"/>
           <w:sz w:val="22"/>
         </w:rPr>
-        <w:t>· BECA [EMPRESA]: 3 por empresa y por trimestre, elegidas por la empresa: 45% aunque paguen a cuotas + libros + prioridad de cupo; si los 3 cumplen, +2 el trimestre siguiente. Entrega con certificado a nombre de la empresa.</w:t>
+        <w:t>· BECA [EMPRESA]: 3 por empresa y por trimestre, elegidas por la empresa: 45% aunque paguen a cuotas + libros + prioridad de cupo; si TODOS los becados cumplen, el trimestre siguiente son 5; si alguno falla, vuelve a 3; tope 5, no se acumulan. Entrega con certificado a nombre de la empresa.</w:t>
       </w:r>
     </w:p>
     <w:p>

--- a/recursos/comercial/B2B/CONDICIONES_GO_ABOVE_AND_BEYOND.docx
+++ b/recursos/comercial/B2B/CONDICIONES_GO_ABOVE_AND_BEYOND.docx
@@ -74,7 +74,7 @@
           <w:b w:val="0"/>
           <w:sz w:val="22"/>
         </w:rPr>
-        <w:t>· OFERTA B (plan empresa, la cierra gerencia): la empresa paga los cupos de sus colaboradores a tarifa corporativa, $4.782.800 por cupo del programa completo, mínimo 3, factura y copago (art. 3.6).</w:t>
+        <w:t>· OFERTA B (plan empresa): la empresa paga los cupos de sus colaboradores a tarifa corporativa, $4.782.800 por cupo del programa completo, factura y copago (art. 3.6). De 3 a 7 cupos, de contado o 30% + 3 cuotas: formato estándar (ORDEN PLAN EMPRESA), lo cierra el docente y firma gerencia. De 8 en adelante o condiciones distintas: gerencia.</w:t>
       </w:r>
     </w:p>
     <w:p>
